--- a/backend/app/templates/invitacion.docx
+++ b/backend/app/templates/invitacion.docx
@@ -119,7 +119,7 @@
                 <w:bCs/>
                 <w:color w:val="000000"/>
               </w:rPr>
-              <w:t>&lt;&lt;FECHA DEL CONTRATO&gt;&gt;</w:t>
+              <w:t>&lt;&lt;FECHA DEL CDP&gt;&gt;</w:t>
             </w:r>
           </w:p>
         </w:tc>

--- a/backend/app/templates/invitacion.docx
+++ b/backend/app/templates/invitacion.docx
@@ -434,7 +434,6 @@
       <w:r>
         <w:rPr>
           <w:rFonts w:ascii="Aptos Display" w:hAnsi="Aptos Display" w:cs="Arial"/>
-          <w:b/>
           <w:bCs/>
           <w:color w:val="000000"/>
         </w:rPr>
@@ -443,7 +442,6 @@
       <w:r>
         <w:rPr>
           <w:rFonts w:ascii="Aptos Display" w:hAnsi="Aptos Display" w:cs="Arial"/>
-          <w:b/>
           <w:bCs/>
           <w:color w:val="000000"/>
         </w:rPr>
